--- a/content/Bios/Melvin_Martin.docx
+++ b/content/Bios/Melvin_Martin.docx
@@ -1,210 +1,8 @@
 
 <file path=word/document.xml><?xml version="1.0" encoding="utf-8"?>
-<w:document xmlns:w14="http://schemas.microsoft.com/office/word/2010/wordml" xmlns:wp14="http://schemas.microsoft.com/office/word/2010/wordprocessingDrawing" xmlns:w="http://schemas.openxmlformats.org/wordprocessingml/2006/main" xmlns:m="http://schemas.openxmlformats.org/officeDocument/2006/math" xmlns:r="http://schemas.openxmlformats.org/officeDocument/2006/relationships" xmlns:o="urn:schemas-microsoft-com:office:office" xmlns:v="urn:schemas-microsoft-com:vml" xmlns:w10="urn:schemas-microsoft-com:office:word" xmlns:a="http://schemas.openxmlformats.org/drawingml/2006/main" xmlns:pic="http://schemas.openxmlformats.org/drawingml/2006/picture" xmlns:wp="http://schemas.openxmlformats.org/drawingml/2006/wordprocessingDrawing" xmlns:mc="http://schemas.openxmlformats.org/markup-compatibility/2006" mc:Ignorable="w14 wp14">
+<w:document xmlns:ns1="http://schemas.openxmlformats.org/markup-compatibility/2006" xmlns:ns2="http://schemas.microsoft.com/office/word/2010/wordml" xmlns:w="http://schemas.openxmlformats.org/wordprocessingml/2006/main" ns1:Ignorable="w14 wp14">
   <w:body>
-    <w:p xmlns:wp14="http://schemas.microsoft.com/office/word/2010/wordml" wp14:textId="77777777">
-      <w:pPr>
-        <w:pStyle w:val="FirstParagraph"/>
-      </w:pPr>
-      <w:r>
-        <w:rPr/>
-        <w:t>Hall of Fame Inductee Melvin Martin – Commerce City</w:t>
-      </w:r>
-      <w:r>
-        <w:rPr/>
-        <w:t xml:space="preserve"> </w:t>
-      </w:r>
-      <w:r>
-        <w:rPr/>
-        <w:t>Mel Martin started his coaching career in La Jara where he was head baseball and head basketball coach</w:t>
-      </w:r>
-      <w:r>
-        <w:rPr/>
-        <w:t xml:space="preserve"> </w:t>
-      </w:r>
-      <w:r>
-        <w:rPr/>
-        <w:t>from 1949 through 1953. He took over the baseball program at Adams City in 1955 and was head coach</w:t>
-      </w:r>
-      <w:r>
-        <w:rPr/>
-        <w:t xml:space="preserve"> </w:t>
-      </w:r>
-      <w:r>
-        <w:rPr/>
-        <w:t>until 1977. During his reign, his teams won league championships in 1959 and 1962. They won</w:t>
-      </w:r>
-      <w:r>
-        <w:rPr/>
-        <w:t xml:space="preserve"> </w:t>
-      </w:r>
-      <w:r>
-        <w:rPr/>
-        <w:t>co-championships in 1960,1965, and 1966. The 1959 league championship was the first league</w:t>
-      </w:r>
-      <w:r>
-        <w:rPr/>
-        <w:t xml:space="preserve"> </w:t>
-      </w:r>
-      <w:r>
-        <w:rPr/>
-        <w:t>championship the school had won in any sport. In 1962, Mel was selected head coach in the annual</w:t>
-      </w:r>
-      <w:r>
-        <w:rPr/>
-        <w:t xml:space="preserve"> </w:t>
-      </w:r>
-      <w:r>
-        <w:rPr/>
-        <w:t xml:space="preserve">Denver Post Suburban vs. Denver All-Star Game won by the </w:t>
-      </w:r>
-      <w:r>
-        <w:rPr/>
-        <w:t>suburban’s</w:t>
-      </w:r>
-      <w:r>
-        <w:rPr/>
-        <w:t>, a first.</w:t>
-      </w:r>
-      <w:r>
-        <w:rPr/>
-        <w:t xml:space="preserve"> </w:t>
-      </w:r>
-      <w:r>
-        <w:rPr/>
-        <w:t>The 1977 season produced one of Mel’s biggest baseball honors. He went to Miami, Florida, to be</w:t>
-      </w:r>
-      <w:r>
-        <w:rPr/>
-        <w:t xml:space="preserve"> </w:t>
-      </w:r>
-      <w:r>
-        <w:rPr/>
-        <w:t>honored by the American Association of College Baseball for his many years of contribution to baseball.</w:t>
-      </w:r>
-      <w:r>
-        <w:rPr/>
-        <w:t xml:space="preserve"> </w:t>
-      </w:r>
-      <w:r>
-        <w:rPr/>
-        <w:t>Mel always set a good example for his players, and they had much respect for him. Many of his ball</w:t>
-      </w:r>
-      <w:r>
-        <w:rPr/>
-        <w:t xml:space="preserve"> </w:t>
-      </w:r>
-      <w:r>
-        <w:rPr/>
-        <w:t>players went on to continue their education and play college baseball. Some admired his work so much</w:t>
-      </w:r>
-      <w:r>
-        <w:rPr/>
-        <w:t xml:space="preserve"> </w:t>
-      </w:r>
-      <w:r>
-        <w:rPr/>
-        <w:t>that they became coaches. Many of those men received their early experiences by coaching in the Little</w:t>
-      </w:r>
-      <w:r>
-        <w:rPr/>
-        <w:t xml:space="preserve"> </w:t>
-      </w:r>
-      <w:r>
-        <w:rPr/>
-        <w:t>League program that Mel ran for many years.</w:t>
-      </w:r>
-      <w:r>
-        <w:rPr/>
-        <w:t xml:space="preserve"> </w:t>
-      </w:r>
-      <w:r>
-        <w:rPr/>
-        <w:t>Until the time of his death in 1981, he spent many hours of time working with youth and athletes of all</w:t>
-      </w:r>
-      <w:r>
-        <w:rPr/>
-        <w:t xml:space="preserve"> </w:t>
-      </w:r>
-      <w:r>
-        <w:rPr/>
-        <w:t xml:space="preserve">ages in the recreational sports program. He coordinated activities, </w:t>
-      </w:r>
-      <w:r>
-        <w:rPr/>
-        <w:t>coached</w:t>
-      </w:r>
-      <w:r>
-        <w:rPr/>
-        <w:t xml:space="preserve"> </w:t>
-      </w:r>
-      <w:r>
-        <w:rPr/>
-        <w:t>and also</w:t>
-      </w:r>
-      <w:r>
-        <w:rPr/>
-        <w:t xml:space="preserve"> served as an official</w:t>
-      </w:r>
-      <w:r>
-        <w:rPr/>
-        <w:t xml:space="preserve"> </w:t>
-      </w:r>
-      <w:r>
-        <w:rPr/>
-        <w:t>for football, basketball, and baseball. He could be found on a field or court at most anytime.</w:t>
-      </w:r>
-      <w:r>
-        <w:rPr/>
-        <w:t xml:space="preserve"> </w:t>
-      </w:r>
-      <w:r>
-        <w:rPr/>
-        <w:t xml:space="preserve">Martin was </w:t>
-      </w:r>
-      <w:r>
-        <w:rPr/>
-        <w:t>chairman</w:t>
-      </w:r>
-      <w:r>
-        <w:rPr/>
-        <w:t xml:space="preserve"> of the math department at the school where he taught algebra, math analysis, and</w:t>
-      </w:r>
-      <w:r>
-        <w:rPr/>
-        <w:t xml:space="preserve"> </w:t>
-      </w:r>
-      <w:r>
-        <w:rPr/>
-        <w:t xml:space="preserve">computer math. The baseball field at Adams City is named in </w:t>
-      </w:r>
-      <w:r>
-        <w:rPr/>
-        <w:t>his honor</w:t>
-      </w:r>
-      <w:r>
-        <w:rPr/>
-        <w:t>.</w:t>
-      </w:r>
-    </w:p>
-    <w:p>
-      <w:pPr>
-        <w:pStyle w:val="BodyText"/>
-      </w:pPr>
-    </w:p>
-    <w:p>
-      <w:pPr>
-        <w:pStyle w:val="Title"/>
-      </w:pPr>
-      <w:r>
-        <w:rPr>
-          <w:noProof w:val="0"/>
-          <w:lang w:val="en-US"/>
-        </w:rPr>
-        <w:t>Revised Biography: Melvin Martin</w:t>
-      </w:r>
-    </w:p>
-    <w:p>
+    <w:p ns2:paraId="308228D1" ns2:textId="54594DC3">
       <w:pPr>
         <w:pStyle w:val="Subtitle"/>
         <w:rPr/>
@@ -217,7 +15,7 @@
         <w:t>Hall of Fame Inductee – Commerce City</w:t>
       </w:r>
     </w:p>
-    <w:p>
+    <w:p ns2:paraId="08D9E534" ns2:textId="31013B34">
       <w:pPr>
         <w:spacing w:before="0" w:beforeAutospacing="off" w:after="0" w:afterAutospacing="off" w:line="300" w:lineRule="auto"/>
         <w:rPr>
@@ -331,7 +129,7 @@
         <w:t xml:space="preserve"> a standard of excellence that shaped the school’s athletic tradition.</w:t>
       </w:r>
     </w:p>
-    <w:p>
+    <w:p ns2:paraId="31155BFB" ns2:textId="392DDB5C">
       <w:pPr>
         <w:spacing w:before="0" w:beforeAutospacing="off" w:after="0" w:afterAutospacing="off" w:line="300" w:lineRule="auto"/>
         <w:rPr>
@@ -389,7 +187,7 @@
         <w:t>, guiding the suburban team to its first-ever victory. His achievements culminated in 1977 when the American Association of College Baseball honored him in Miami, Florida, for his long-standing contributions to the sport.</w:t>
       </w:r>
     </w:p>
-    <w:p>
+    <w:p ns2:paraId="52F63716" ns2:textId="799F3C6F">
       <w:pPr>
         <w:spacing w:before="0" w:beforeAutospacing="off" w:after="0" w:afterAutospacing="off" w:line="300" w:lineRule="auto"/>
         <w:rPr>
@@ -475,7 +273,7 @@
         <w:t xml:space="preserve"> fields and courts was a constant source of guidance and encouragement.</w:t>
       </w:r>
     </w:p>
-    <w:p>
+    <w:p ns2:paraId="6FAC7434" ns2:textId="7F584FDA">
       <w:pPr>
         <w:spacing w:before="0" w:beforeAutospacing="off" w:after="0" w:afterAutospacing="off" w:line="300" w:lineRule="auto"/>
         <w:rPr>
@@ -533,7 +331,7 @@
         <w:t xml:space="preserve"> of the math department, teaching algebra, math analysis, and computer math. His enduring legacy at Adams City is symbolized by the baseball field that proudly bears his name.</w:t>
       </w:r>
     </w:p>
-    <w:p>
+    <w:p ns2:paraId="6C60B4C9" ns2:textId="57A3AB62">
       <w:pPr>
         <w:pStyle w:val="BodyText"/>
       </w:pPr>
